--- a/entregables/revision_interna/PROGRAMACION_CORREGIDO_Y_POR_REVISAR_HOGAR_REFUGIO.docx
+++ b/entregables/revision_interna/PROGRAMACION_CORREGIDO_Y_POR_REVISAR_HOGAR_REFUGIO.docx
@@ -368,7 +368,7 @@
                 <w:i w:val="0"/>
                 <w:sz w:val="17"/>
               </w:rPr>
-              <w:t>R.V.M. 104-2019-MINEDU num. 13.3.5</w:t>
+              <w:t>R.V.M. 208-2019 num. 12.3.6 y cuadro 40 (1.50 m²)</w:t>
             </w:r>
           </w:p>
         </w:tc>
@@ -519,7 +519,7 @@
                 <w:i w:val="0"/>
                 <w:sz w:val="17"/>
               </w:rPr>
-              <w:t>R.V.M. 208-2019, 8.80 m²/persona (es el dormitorio docente de la R.V.M. 104)</w:t>
+              <w:t>R.V.M. 208-2019, 8.80 m²/persona (es el dormitorio del docente, no un almacén)</w:t>
             </w:r>
           </w:p>
         </w:tc>
@@ -540,7 +540,7 @@
                 <w:i w:val="0"/>
                 <w:sz w:val="17"/>
               </w:rPr>
-              <w:t>R.V.M. 104-2019 num. 13.3.1 (no menor de 10.00 m²; tiene 17.60 m²)</w:t>
+              <w:t>R.V.M. 208-2019 num. 12.3.1 (no menor de 10.00 m²; tiene 17.60 m²)</w:t>
             </w:r>
           </w:p>
         </w:tc>
@@ -627,92 +627,6 @@
                 <w:sz w:val="17"/>
               </w:rPr>
               <w:t>RNE A.030 art. 5 (albergue), como las demás habitaciones</w:t>
-            </w:r>
-          </w:p>
-        </w:tc>
-      </w:tr>
-      <w:tr>
-        <w:tc>
-          <w:tcPr>
-            <w:tcW w:type="dxa" w:w="709"/>
-            <w:vAlign w:val="center"/>
-          </w:tcPr>
-          <w:p>
-            <w:pPr>
-              <w:keepNext/>
-              <w:spacing w:after="20" w:before="20"/>
-              <w:jc w:val="center"/>
-            </w:pPr>
-            <w:r>
-              <w:rPr>
-                <w:b w:val="0"/>
-                <w:i w:val="0"/>
-                <w:sz w:val="17"/>
-              </w:rPr>
-              <w:t>40</w:t>
-            </w:r>
-          </w:p>
-        </w:tc>
-        <w:tc>
-          <w:tcPr>
-            <w:tcW w:type="dxa" w:w="2098"/>
-            <w:vAlign w:val="center"/>
-          </w:tcPr>
-          <w:p>
-            <w:pPr>
-              <w:keepNext/>
-              <w:spacing w:after="20" w:before="20"/>
-              <w:jc w:val="left"/>
-            </w:pPr>
-            <w:r>
-              <w:rPr>
-                <w:b w:val="0"/>
-                <w:i w:val="0"/>
-                <w:sz w:val="17"/>
-              </w:rPr>
-              <w:t>Módulo de enseñanza</w:t>
-            </w:r>
-          </w:p>
-        </w:tc>
-        <w:tc>
-          <w:tcPr>
-            <w:tcW w:type="dxa" w:w="3005"/>
-            <w:vAlign w:val="center"/>
-          </w:tcPr>
-          <w:p>
-            <w:pPr>
-              <w:keepNext/>
-              <w:spacing w:after="20" w:before="20"/>
-              <w:jc w:val="left"/>
-            </w:pPr>
-            <w:r>
-              <w:rPr>
-                <w:b w:val="0"/>
-                <w:i w:val="0"/>
-                <w:sz w:val="17"/>
-              </w:rPr>
-              <w:t>2.00 m²/persona</w:t>
-            </w:r>
-          </w:p>
-        </w:tc>
-        <w:tc>
-          <w:tcPr>
-            <w:tcW w:type="dxa" w:w="3827"/>
-            <w:vAlign w:val="center"/>
-          </w:tcPr>
-          <w:p>
-            <w:pPr>
-              <w:keepNext/>
-              <w:spacing w:after="20" w:before="20"/>
-              <w:jc w:val="left"/>
-            </w:pPr>
-            <w:r>
-              <w:rPr>
-                <w:b w:val="0"/>
-                <w:i w:val="0"/>
-                <w:sz w:val="17"/>
-              </w:rPr>
-              <w:t>R.V.M. 104-2019 cuadro 16 (aula, 2.40 m²/niño): 15 x 2.40 = 36.00 m² (tiene 39.00 m²)</w:t>
             </w:r>
           </w:p>
         </w:tc>
@@ -1766,7 +1680,6 @@
           </w:tcPr>
           <w:p>
             <w:pPr>
-              <w:keepNext/>
               <w:spacing w:after="20" w:before="20"/>
               <w:jc w:val="center"/>
             </w:pPr>
@@ -1787,7 +1700,6 @@
           </w:tcPr>
           <w:p>
             <w:pPr>
-              <w:keepNext/>
               <w:spacing w:after="20" w:before="20"/>
               <w:jc w:val="left"/>
             </w:pPr>
@@ -1808,7 +1720,6 @@
           </w:tcPr>
           <w:p>
             <w:pPr>
-              <w:keepNext/>
               <w:spacing w:after="20" w:before="20"/>
               <w:jc w:val="left"/>
             </w:pPr>
@@ -1829,7 +1740,6 @@
           </w:tcPr>
           <w:p>
             <w:pPr>
-              <w:keepNext/>
               <w:spacing w:after="20" w:before="20"/>
               <w:jc w:val="left"/>
             </w:pPr>
@@ -1840,88 +1750,6 @@
                 <w:sz w:val="17"/>
               </w:rPr>
               <w:t>Separar área techada y libre; indicar la base del 15 %.</w:t>
-            </w:r>
-          </w:p>
-        </w:tc>
-      </w:tr>
-      <w:tr>
-        <w:tc>
-          <w:tcPr>
-            <w:tcW w:type="dxa" w:w="737"/>
-            <w:vAlign w:val="center"/>
-          </w:tcPr>
-          <w:p>
-            <w:pPr>
-              <w:spacing w:after="20" w:before="20"/>
-              <w:jc w:val="center"/>
-            </w:pPr>
-            <w:r>
-              <w:rPr>
-                <w:b w:val="0"/>
-                <w:i w:val="0"/>
-                <w:sz w:val="17"/>
-              </w:rPr>
-              <w:t>—</w:t>
-            </w:r>
-          </w:p>
-        </w:tc>
-        <w:tc>
-          <w:tcPr>
-            <w:tcW w:type="dxa" w:w="2041"/>
-            <w:vAlign w:val="center"/>
-          </w:tcPr>
-          <w:p>
-            <w:pPr>
-              <w:spacing w:after="20" w:before="20"/>
-              <w:jc w:val="left"/>
-            </w:pPr>
-            <w:r>
-              <w:rPr>
-                <w:b w:val="0"/>
-                <w:i w:val="0"/>
-                <w:sz w:val="17"/>
-              </w:rPr>
-              <w:t>Índices de la R.V.M. 208-2019</w:t>
-            </w:r>
-          </w:p>
-        </w:tc>
-        <w:tc>
-          <w:tcPr>
-            <w:tcW w:type="dxa" w:w="3628"/>
-            <w:vAlign w:val="center"/>
-          </w:tcPr>
-          <w:p>
-            <w:pPr>
-              <w:spacing w:after="20" w:before="20"/>
-              <w:jc w:val="left"/>
-            </w:pPr>
-            <w:r>
-              <w:rPr>
-                <w:b w:val="0"/>
-                <w:i w:val="0"/>
-                <w:sz w:val="17"/>
-              </w:rPr>
-              <w:t>Cocina, despensa, comedor, lavandería, garita, cámaras y maestranza.</w:t>
-            </w:r>
-          </w:p>
-        </w:tc>
-        <w:tc>
-          <w:tcPr>
-            <w:tcW w:type="dxa" w:w="3232"/>
-            <w:vAlign w:val="center"/>
-          </w:tcPr>
-          <w:p>
-            <w:pPr>
-              <w:spacing w:after="20" w:before="20"/>
-              <w:jc w:val="left"/>
-            </w:pPr>
-            <w:r>
-              <w:rPr>
-                <w:b w:val="0"/>
-                <w:i w:val="0"/>
-                <w:sz w:val="17"/>
-              </w:rPr>
-              <w:t>Confirmar cada índice con el texto de la norma.</w:t>
             </w:r>
           </w:p>
         </w:tc>
@@ -1940,6 +1768,1578 @@
           <w:sz w:val="18"/>
         </w:rPr>
         <w:t>Fuente: Elaboración propia.</w:t>
+      </w:r>
+    </w:p>
+    <w:p>
+      <w:pPr>
+        <w:spacing w:before="160" w:after="80" w:line="276" w:lineRule="auto"/>
+        <w:jc w:val="both"/>
+      </w:pPr>
+      <w:r>
+        <w:rPr>
+          <w:b/>
+          <w:i w:val="0"/>
+          <w:color w:val="7B1E2B"/>
+          <w:sz w:val="22"/>
+        </w:rPr>
+        <w:t>3. COTEJO DE LOS ÍNDICES CON LA R.V.M. N.° 208-2019-MINEDU</w:t>
+      </w:r>
+    </w:p>
+    <w:p>
+      <w:pPr>
+        <w:spacing w:before="0" w:after="80" w:line="276" w:lineRule="auto"/>
+        <w:jc w:val="both"/>
+      </w:pPr>
+      <w:r>
+        <w:rPr>
+          <w:b w:val="0"/>
+          <w:i w:val="0"/>
+          <w:sz w:val="22"/>
+        </w:rPr>
+        <w:t>Con el texto de la norma se verificó cada fila que la cita. Las citas confirmadas quedan igual en el sustento; las demás se sustentan con el numeral que sí corresponde.</w:t>
+      </w:r>
+    </w:p>
+    <w:p>
+      <w:pPr>
+        <w:keepNext/>
+        <w:spacing w:before="80" w:after="40" w:line="276" w:lineRule="auto"/>
+        <w:jc w:val="center"/>
+      </w:pPr>
+      <w:r>
+        <w:rPr>
+          <w:b/>
+          <w:i w:val="0"/>
+          <w:sz w:val="20"/>
+        </w:rPr>
+        <w:t>Tabla N.° 03: Índices de la programación frente a la R.V.M. 208-2019</w:t>
+      </w:r>
+    </w:p>
+    <w:tbl>
+      <w:tblPr>
+        <w:tblStyle w:val="TableGrid"/>
+        <w:tblW w:type="auto" w:w="0"/>
+        <w:jc w:val="center"/>
+        <w:tblLayout w:type="fixed"/>
+        <w:tblLook w:firstColumn="1" w:firstRow="1" w:lastColumn="0" w:lastRow="0" w:noHBand="0" w:noVBand="1" w:val="04A0"/>
+      </w:tblPr>
+      <w:tblGrid>
+        <w:gridCol w:w="680"/>
+        <w:gridCol w:w="1587"/>
+        <w:gridCol w:w="1701"/>
+        <w:gridCol w:w="4025"/>
+        <w:gridCol w:w="1644"/>
+      </w:tblGrid>
+      <w:tr>
+        <w:trPr>
+          <w:tblHeader w:val="true"/>
+        </w:trPr>
+        <w:tc>
+          <w:tcPr>
+            <w:tcW w:type="dxa" w:w="680"/>
+            <w:shd w:val="clear" w:color="auto" w:fill="7B1E2B"/>
+            <w:vAlign w:val="center"/>
+          </w:tcPr>
+          <w:p>
+            <w:pPr>
+              <w:keepNext/>
+              <w:spacing w:after="20" w:before="20"/>
+              <w:jc w:val="center"/>
+            </w:pPr>
+            <w:r>
+              <w:rPr>
+                <w:b/>
+                <w:i w:val="0"/>
+                <w:color w:val="FFFFFF"/>
+                <w:sz w:val="16"/>
+              </w:rPr>
+              <w:t>FILA</w:t>
+            </w:r>
+          </w:p>
+        </w:tc>
+        <w:tc>
+          <w:tcPr>
+            <w:tcW w:type="dxa" w:w="1587"/>
+            <w:shd w:val="clear" w:color="auto" w:fill="7B1E2B"/>
+            <w:vAlign w:val="center"/>
+          </w:tcPr>
+          <w:p>
+            <w:pPr>
+              <w:keepNext/>
+              <w:spacing w:after="20" w:before="20"/>
+              <w:jc w:val="center"/>
+            </w:pPr>
+            <w:r>
+              <w:rPr>
+                <w:b/>
+                <w:i w:val="0"/>
+                <w:color w:val="FFFFFF"/>
+                <w:sz w:val="16"/>
+              </w:rPr>
+              <w:t>AMBIENTE</w:t>
+            </w:r>
+          </w:p>
+        </w:tc>
+        <w:tc>
+          <w:tcPr>
+            <w:tcW w:type="dxa" w:w="1701"/>
+            <w:shd w:val="clear" w:color="auto" w:fill="7B1E2B"/>
+            <w:vAlign w:val="center"/>
+          </w:tcPr>
+          <w:p>
+            <w:pPr>
+              <w:keepNext/>
+              <w:spacing w:after="20" w:before="20"/>
+              <w:jc w:val="center"/>
+            </w:pPr>
+            <w:r>
+              <w:rPr>
+                <w:b/>
+                <w:i w:val="0"/>
+                <w:color w:val="FFFFFF"/>
+                <w:sz w:val="16"/>
+              </w:rPr>
+              <w:t>EN LA PROGRAMACIÓN</w:t>
+            </w:r>
+          </w:p>
+        </w:tc>
+        <w:tc>
+          <w:tcPr>
+            <w:tcW w:type="dxa" w:w="4025"/>
+            <w:shd w:val="clear" w:color="auto" w:fill="7B1E2B"/>
+            <w:vAlign w:val="center"/>
+          </w:tcPr>
+          <w:p>
+            <w:pPr>
+              <w:keepNext/>
+              <w:spacing w:after="20" w:before="20"/>
+              <w:jc w:val="center"/>
+            </w:pPr>
+            <w:r>
+              <w:rPr>
+                <w:b/>
+                <w:i w:val="0"/>
+                <w:color w:val="FFFFFF"/>
+                <w:sz w:val="16"/>
+              </w:rPr>
+              <w:t>LO QUE DICE LA NORMA</w:t>
+            </w:r>
+          </w:p>
+        </w:tc>
+        <w:tc>
+          <w:tcPr>
+            <w:tcW w:type="dxa" w:w="1644"/>
+            <w:shd w:val="clear" w:color="auto" w:fill="7B1E2B"/>
+            <w:vAlign w:val="center"/>
+          </w:tcPr>
+          <w:p>
+            <w:pPr>
+              <w:keepNext/>
+              <w:spacing w:after="20" w:before="20"/>
+              <w:jc w:val="center"/>
+            </w:pPr>
+            <w:r>
+              <w:rPr>
+                <w:b/>
+                <w:i w:val="0"/>
+                <w:color w:val="FFFFFF"/>
+                <w:sz w:val="16"/>
+              </w:rPr>
+              <w:t>RESULTADO</w:t>
+            </w:r>
+          </w:p>
+        </w:tc>
+      </w:tr>
+      <w:tr>
+        <w:tc>
+          <w:tcPr>
+            <w:tcW w:type="dxa" w:w="680"/>
+            <w:vAlign w:val="center"/>
+          </w:tcPr>
+          <w:p>
+            <w:pPr>
+              <w:keepNext/>
+              <w:spacing w:after="20" w:before="20"/>
+              <w:jc w:val="center"/>
+            </w:pPr>
+            <w:r>
+              <w:rPr>
+                <w:b w:val="0"/>
+                <w:i w:val="0"/>
+                <w:sz w:val="16"/>
+              </w:rPr>
+              <w:t>9 y 78</w:t>
+            </w:r>
+          </w:p>
+        </w:tc>
+        <w:tc>
+          <w:tcPr>
+            <w:tcW w:type="dxa" w:w="1587"/>
+            <w:vAlign w:val="center"/>
+          </w:tcPr>
+          <w:p>
+            <w:pPr>
+              <w:keepNext/>
+              <w:spacing w:after="20" w:before="20"/>
+              <w:jc w:val="left"/>
+            </w:pPr>
+            <w:r>
+              <w:rPr>
+                <w:b w:val="0"/>
+                <w:i w:val="0"/>
+                <w:sz w:val="16"/>
+              </w:rPr>
+              <w:t>Garita + SS.HH.</w:t>
+            </w:r>
+          </w:p>
+        </w:tc>
+        <w:tc>
+          <w:tcPr>
+            <w:tcW w:type="dxa" w:w="1701"/>
+            <w:vAlign w:val="center"/>
+          </w:tcPr>
+          <w:p>
+            <w:pPr>
+              <w:keepNext/>
+              <w:spacing w:after="20" w:before="20"/>
+              <w:jc w:val="left"/>
+            </w:pPr>
+            <w:r>
+              <w:rPr>
+                <w:b w:val="0"/>
+                <w:i w:val="0"/>
+                <w:sz w:val="16"/>
+              </w:rPr>
+              <w:t>3.00 m²/persona</w:t>
+            </w:r>
+          </w:p>
+        </w:tc>
+        <w:tc>
+          <w:tcPr>
+            <w:tcW w:type="dxa" w:w="4025"/>
+            <w:vAlign w:val="center"/>
+          </w:tcPr>
+          <w:p>
+            <w:pPr>
+              <w:keepNext/>
+              <w:spacing w:after="20" w:before="20"/>
+              <w:jc w:val="left"/>
+            </w:pPr>
+            <w:r>
+              <w:rPr>
+                <w:b w:val="0"/>
+                <w:i w:val="0"/>
+                <w:sz w:val="16"/>
+              </w:rPr>
+              <w:t>Caseta de control 3.00 m², I.O. 3.00, 01 usuario (cuadro 40); SS.HH. con 01 lavadero y 01 inodoro (12.3.3)</w:t>
+            </w:r>
+          </w:p>
+        </w:tc>
+        <w:tc>
+          <w:tcPr>
+            <w:tcW w:type="dxa" w:w="1644"/>
+            <w:vAlign w:val="center"/>
+          </w:tcPr>
+          <w:p>
+            <w:pPr>
+              <w:keepNext/>
+              <w:spacing w:after="20" w:before="20"/>
+              <w:jc w:val="left"/>
+            </w:pPr>
+            <w:r>
+              <w:rPr>
+                <w:b w:val="0"/>
+                <w:i w:val="0"/>
+                <w:sz w:val="16"/>
+              </w:rPr>
+              <w:t>Confirmado</w:t>
+            </w:r>
+          </w:p>
+        </w:tc>
+      </w:tr>
+      <w:tr>
+        <w:tc>
+          <w:tcPr>
+            <w:tcW w:type="dxa" w:w="680"/>
+            <w:vAlign w:val="center"/>
+          </w:tcPr>
+          <w:p>
+            <w:pPr>
+              <w:keepNext/>
+              <w:spacing w:after="20" w:before="20"/>
+              <w:jc w:val="center"/>
+            </w:pPr>
+            <w:r>
+              <w:rPr>
+                <w:b w:val="0"/>
+                <w:i w:val="0"/>
+                <w:sz w:val="16"/>
+              </w:rPr>
+              <w:t>35 a 37</w:t>
+            </w:r>
+          </w:p>
+        </w:tc>
+        <w:tc>
+          <w:tcPr>
+            <w:tcW w:type="dxa" w:w="1587"/>
+            <w:vAlign w:val="center"/>
+          </w:tcPr>
+          <w:p>
+            <w:pPr>
+              <w:keepNext/>
+              <w:spacing w:after="20" w:before="20"/>
+              <w:jc w:val="left"/>
+            </w:pPr>
+            <w:r>
+              <w:rPr>
+                <w:b w:val="0"/>
+                <w:i w:val="0"/>
+                <w:sz w:val="16"/>
+              </w:rPr>
+              <w:t>Talleres</w:t>
+            </w:r>
+          </w:p>
+        </w:tc>
+        <w:tc>
+          <w:tcPr>
+            <w:tcW w:type="dxa" w:w="1701"/>
+            <w:vAlign w:val="center"/>
+          </w:tcPr>
+          <w:p>
+            <w:pPr>
+              <w:keepNext/>
+              <w:spacing w:after="20" w:before="20"/>
+              <w:jc w:val="left"/>
+            </w:pPr>
+            <w:r>
+              <w:rPr>
+                <w:b w:val="0"/>
+                <w:i w:val="0"/>
+                <w:sz w:val="16"/>
+              </w:rPr>
+              <w:t>3.00 m²/persona</w:t>
+            </w:r>
+          </w:p>
+        </w:tc>
+        <w:tc>
+          <w:tcPr>
+            <w:tcW w:type="dxa" w:w="4025"/>
+            <w:vAlign w:val="center"/>
+          </w:tcPr>
+          <w:p>
+            <w:pPr>
+              <w:keepNext/>
+              <w:spacing w:after="20" w:before="20"/>
+              <w:jc w:val="left"/>
+            </w:pPr>
+            <w:r>
+              <w:rPr>
+                <w:b w:val="0"/>
+                <w:i w:val="0"/>
+                <w:sz w:val="16"/>
+              </w:rPr>
+              <w:t>Taller creativo o de arte: I.O. 3.00 m² (cuadro 20)</w:t>
+            </w:r>
+          </w:p>
+        </w:tc>
+        <w:tc>
+          <w:tcPr>
+            <w:tcW w:type="dxa" w:w="1644"/>
+            <w:vAlign w:val="center"/>
+          </w:tcPr>
+          <w:p>
+            <w:pPr>
+              <w:keepNext/>
+              <w:spacing w:after="20" w:before="20"/>
+              <w:jc w:val="left"/>
+            </w:pPr>
+            <w:r>
+              <w:rPr>
+                <w:b w:val="0"/>
+                <w:i w:val="0"/>
+                <w:sz w:val="16"/>
+              </w:rPr>
+              <w:t>Confirmado</w:t>
+            </w:r>
+          </w:p>
+        </w:tc>
+      </w:tr>
+      <w:tr>
+        <w:tc>
+          <w:tcPr>
+            <w:tcW w:type="dxa" w:w="680"/>
+            <w:vAlign w:val="center"/>
+          </w:tcPr>
+          <w:p>
+            <w:pPr>
+              <w:keepNext/>
+              <w:spacing w:after="20" w:before="20"/>
+              <w:jc w:val="center"/>
+            </w:pPr>
+            <w:r>
+              <w:rPr>
+                <w:b w:val="0"/>
+                <w:i w:val="0"/>
+                <w:sz w:val="16"/>
+              </w:rPr>
+              <w:t>40</w:t>
+            </w:r>
+          </w:p>
+        </w:tc>
+        <w:tc>
+          <w:tcPr>
+            <w:tcW w:type="dxa" w:w="1587"/>
+            <w:vAlign w:val="center"/>
+          </w:tcPr>
+          <w:p>
+            <w:pPr>
+              <w:keepNext/>
+              <w:spacing w:after="20" w:before="20"/>
+              <w:jc w:val="left"/>
+            </w:pPr>
+            <w:r>
+              <w:rPr>
+                <w:b w:val="0"/>
+                <w:i w:val="0"/>
+                <w:sz w:val="16"/>
+              </w:rPr>
+              <w:t>Módulo de enseñanza</w:t>
+            </w:r>
+          </w:p>
+        </w:tc>
+        <w:tc>
+          <w:tcPr>
+            <w:tcW w:type="dxa" w:w="1701"/>
+            <w:vAlign w:val="center"/>
+          </w:tcPr>
+          <w:p>
+            <w:pPr>
+              <w:keepNext/>
+              <w:spacing w:after="20" w:before="20"/>
+              <w:jc w:val="left"/>
+            </w:pPr>
+            <w:r>
+              <w:rPr>
+                <w:b w:val="0"/>
+                <w:i w:val="0"/>
+                <w:sz w:val="16"/>
+              </w:rPr>
+              <w:t>2.00 m²/persona</w:t>
+            </w:r>
+          </w:p>
+        </w:tc>
+        <w:tc>
+          <w:tcPr>
+            <w:tcW w:type="dxa" w:w="4025"/>
+            <w:vAlign w:val="center"/>
+          </w:tcPr>
+          <w:p>
+            <w:pPr>
+              <w:keepNext/>
+              <w:spacing w:after="20" w:before="20"/>
+              <w:jc w:val="left"/>
+            </w:pPr>
+            <w:r>
+              <w:rPr>
+                <w:b w:val="0"/>
+                <w:i w:val="0"/>
+                <w:sz w:val="16"/>
+              </w:rPr>
+              <w:t>Aula: I.O. 2.00 m², 30 estudiantes, 60.00 m² (cuadro 12)</w:t>
+            </w:r>
+          </w:p>
+        </w:tc>
+        <w:tc>
+          <w:tcPr>
+            <w:tcW w:type="dxa" w:w="1644"/>
+            <w:vAlign w:val="center"/>
+          </w:tcPr>
+          <w:p>
+            <w:pPr>
+              <w:keepNext/>
+              <w:spacing w:after="20" w:before="20"/>
+              <w:jc w:val="left"/>
+            </w:pPr>
+            <w:r>
+              <w:rPr>
+                <w:b w:val="0"/>
+                <w:i w:val="0"/>
+                <w:sz w:val="16"/>
+              </w:rPr>
+              <w:t>Confirmado (el sustento vuelve a esta cita)</w:t>
+            </w:r>
+          </w:p>
+        </w:tc>
+      </w:tr>
+      <w:tr>
+        <w:tc>
+          <w:tcPr>
+            <w:tcW w:type="dxa" w:w="680"/>
+            <w:vAlign w:val="center"/>
+          </w:tcPr>
+          <w:p>
+            <w:pPr>
+              <w:keepNext/>
+              <w:spacing w:after="20" w:before="20"/>
+              <w:jc w:val="center"/>
+            </w:pPr>
+            <w:r>
+              <w:rPr>
+                <w:b w:val="0"/>
+                <w:i w:val="0"/>
+                <w:sz w:val="16"/>
+              </w:rPr>
+              <w:t>63</w:t>
+            </w:r>
+          </w:p>
+        </w:tc>
+        <w:tc>
+          <w:tcPr>
+            <w:tcW w:type="dxa" w:w="1587"/>
+            <w:vAlign w:val="center"/>
+          </w:tcPr>
+          <w:p>
+            <w:pPr>
+              <w:keepNext/>
+              <w:spacing w:after="20" w:before="20"/>
+              <w:jc w:val="left"/>
+            </w:pPr>
+            <w:r>
+              <w:rPr>
+                <w:b w:val="0"/>
+                <w:i w:val="0"/>
+                <w:sz w:val="16"/>
+              </w:rPr>
+              <w:t>Lavandería general</w:t>
+            </w:r>
+          </w:p>
+        </w:tc>
+        <w:tc>
+          <w:tcPr>
+            <w:tcW w:type="dxa" w:w="1701"/>
+            <w:vAlign w:val="center"/>
+          </w:tcPr>
+          <w:p>
+            <w:pPr>
+              <w:keepNext/>
+              <w:spacing w:after="20" w:before="20"/>
+              <w:jc w:val="left"/>
+            </w:pPr>
+            <w:r>
+              <w:rPr>
+                <w:b w:val="0"/>
+                <w:i w:val="0"/>
+                <w:sz w:val="16"/>
+              </w:rPr>
+              <w:t>3.00 m²/persona</w:t>
+            </w:r>
+          </w:p>
+        </w:tc>
+        <w:tc>
+          <w:tcPr>
+            <w:tcW w:type="dxa" w:w="4025"/>
+            <w:vAlign w:val="center"/>
+          </w:tcPr>
+          <w:p>
+            <w:pPr>
+              <w:keepNext/>
+              <w:spacing w:after="20" w:before="20"/>
+              <w:jc w:val="left"/>
+            </w:pPr>
+            <w:r>
+              <w:rPr>
+                <w:b w:val="0"/>
+                <w:i w:val="0"/>
+                <w:sz w:val="16"/>
+              </w:rPr>
+              <w:t>3.00 m² por la mitad de los usuarios; se reduce con lavadoras (12.2.1 i)</w:t>
+            </w:r>
+          </w:p>
+        </w:tc>
+        <w:tc>
+          <w:tcPr>
+            <w:tcW w:type="dxa" w:w="1644"/>
+            <w:vAlign w:val="center"/>
+          </w:tcPr>
+          <w:p>
+            <w:pPr>
+              <w:keepNext/>
+              <w:spacing w:after="20" w:before="20"/>
+              <w:jc w:val="left"/>
+            </w:pPr>
+            <w:r>
+              <w:rPr>
+                <w:b w:val="0"/>
+                <w:i w:val="0"/>
+                <w:sz w:val="16"/>
+              </w:rPr>
+              <w:t>Confirmado</w:t>
+            </w:r>
+          </w:p>
+        </w:tc>
+      </w:tr>
+      <w:tr>
+        <w:tc>
+          <w:tcPr>
+            <w:tcW w:type="dxa" w:w="680"/>
+            <w:vAlign w:val="center"/>
+          </w:tcPr>
+          <w:p>
+            <w:pPr>
+              <w:keepNext/>
+              <w:spacing w:after="20" w:before="20"/>
+              <w:jc w:val="center"/>
+            </w:pPr>
+            <w:r>
+              <w:rPr>
+                <w:b w:val="0"/>
+                <w:i w:val="0"/>
+                <w:sz w:val="16"/>
+              </w:rPr>
+              <w:t>68</w:t>
+            </w:r>
+          </w:p>
+        </w:tc>
+        <w:tc>
+          <w:tcPr>
+            <w:tcW w:type="dxa" w:w="1587"/>
+            <w:vAlign w:val="center"/>
+          </w:tcPr>
+          <w:p>
+            <w:pPr>
+              <w:keepNext/>
+              <w:spacing w:after="20" w:before="20"/>
+              <w:jc w:val="left"/>
+            </w:pPr>
+            <w:r>
+              <w:rPr>
+                <w:b w:val="0"/>
+                <w:i w:val="0"/>
+                <w:sz w:val="16"/>
+              </w:rPr>
+              <w:t>Losa multiuso</w:t>
+            </w:r>
+          </w:p>
+        </w:tc>
+        <w:tc>
+          <w:tcPr>
+            <w:tcW w:type="dxa" w:w="1701"/>
+            <w:vAlign w:val="center"/>
+          </w:tcPr>
+          <w:p>
+            <w:pPr>
+              <w:keepNext/>
+              <w:spacing w:after="20" w:before="20"/>
+              <w:jc w:val="left"/>
+            </w:pPr>
+            <w:r>
+              <w:rPr>
+                <w:b w:val="0"/>
+                <w:i w:val="0"/>
+                <w:sz w:val="16"/>
+              </w:rPr>
+              <w:t>Según su uso</w:t>
+            </w:r>
+          </w:p>
+        </w:tc>
+        <w:tc>
+          <w:tcPr>
+            <w:tcW w:type="dxa" w:w="4025"/>
+            <w:vAlign w:val="center"/>
+          </w:tcPr>
+          <w:p>
+            <w:pPr>
+              <w:keepNext/>
+              <w:spacing w:after="20" w:before="20"/>
+              <w:jc w:val="left"/>
+            </w:pPr>
+            <w:r>
+              <w:rPr>
+                <w:b w:val="0"/>
+                <w:i w:val="0"/>
+                <w:sz w:val="16"/>
+              </w:rPr>
+              <w:t>Losa tipo II: 20 x 40 m = 800 m² (cuadro 23); tiene 809.00 m²</w:t>
+            </w:r>
+          </w:p>
+        </w:tc>
+        <w:tc>
+          <w:tcPr>
+            <w:tcW w:type="dxa" w:w="1644"/>
+            <w:vAlign w:val="center"/>
+          </w:tcPr>
+          <w:p>
+            <w:pPr>
+              <w:keepNext/>
+              <w:spacing w:after="20" w:before="20"/>
+              <w:jc w:val="left"/>
+            </w:pPr>
+            <w:r>
+              <w:rPr>
+                <w:b w:val="0"/>
+                <w:i w:val="0"/>
+                <w:sz w:val="16"/>
+              </w:rPr>
+              <w:t>Confirmado</w:t>
+            </w:r>
+          </w:p>
+        </w:tc>
+      </w:tr>
+      <w:tr>
+        <w:tc>
+          <w:tcPr>
+            <w:tcW w:type="dxa" w:w="680"/>
+            <w:vAlign w:val="center"/>
+          </w:tcPr>
+          <w:p>
+            <w:pPr>
+              <w:keepNext/>
+              <w:spacing w:after="20" w:before="20"/>
+              <w:jc w:val="center"/>
+            </w:pPr>
+            <w:r>
+              <w:rPr>
+                <w:b w:val="0"/>
+                <w:i w:val="0"/>
+                <w:sz w:val="16"/>
+              </w:rPr>
+              <w:t>70</w:t>
+            </w:r>
+          </w:p>
+        </w:tc>
+        <w:tc>
+          <w:tcPr>
+            <w:tcW w:type="dxa" w:w="1587"/>
+            <w:vAlign w:val="center"/>
+          </w:tcPr>
+          <w:p>
+            <w:pPr>
+              <w:keepNext/>
+              <w:spacing w:after="20" w:before="20"/>
+              <w:jc w:val="left"/>
+            </w:pPr>
+            <w:r>
+              <w:rPr>
+                <w:b w:val="0"/>
+                <w:i w:val="0"/>
+                <w:sz w:val="16"/>
+              </w:rPr>
+              <w:t>Almacén de implementos deportivos</w:t>
+            </w:r>
+          </w:p>
+        </w:tc>
+        <w:tc>
+          <w:tcPr>
+            <w:tcW w:type="dxa" w:w="1701"/>
+            <w:vAlign w:val="center"/>
+          </w:tcPr>
+          <w:p>
+            <w:pPr>
+              <w:keepNext/>
+              <w:spacing w:after="20" w:before="20"/>
+              <w:jc w:val="left"/>
+            </w:pPr>
+            <w:r>
+              <w:rPr>
+                <w:b w:val="0"/>
+                <w:i w:val="0"/>
+                <w:sz w:val="16"/>
+              </w:rPr>
+              <w:t>Según su uso</w:t>
+            </w:r>
+          </w:p>
+        </w:tc>
+        <w:tc>
+          <w:tcPr>
+            <w:tcW w:type="dxa" w:w="4025"/>
+            <w:vAlign w:val="center"/>
+          </w:tcPr>
+          <w:p>
+            <w:pPr>
+              <w:keepNext/>
+              <w:spacing w:after="20" w:before="20"/>
+              <w:jc w:val="left"/>
+            </w:pPr>
+            <w:r>
+              <w:rPr>
+                <w:b w:val="0"/>
+                <w:i w:val="0"/>
+                <w:sz w:val="16"/>
+              </w:rPr>
+              <w:t>Depósito tipo I 16.00 m², II 30.00, III 60.00 (11.5.8)</w:t>
+            </w:r>
+          </w:p>
+        </w:tc>
+        <w:tc>
+          <w:tcPr>
+            <w:tcW w:type="dxa" w:w="1644"/>
+            <w:vAlign w:val="center"/>
+          </w:tcPr>
+          <w:p>
+            <w:pPr>
+              <w:keepNext/>
+              <w:spacing w:after="20" w:before="20"/>
+              <w:jc w:val="left"/>
+            </w:pPr>
+            <w:r>
+              <w:rPr>
+                <w:b w:val="0"/>
+                <w:i w:val="0"/>
+                <w:sz w:val="16"/>
+              </w:rPr>
+              <w:t>Confirmado (tipo I)</w:t>
+            </w:r>
+          </w:p>
+        </w:tc>
+      </w:tr>
+      <w:tr>
+        <w:tc>
+          <w:tcPr>
+            <w:tcW w:type="dxa" w:w="680"/>
+            <w:vAlign w:val="center"/>
+          </w:tcPr>
+          <w:p>
+            <w:pPr>
+              <w:keepNext/>
+              <w:spacing w:after="20" w:before="20"/>
+              <w:jc w:val="center"/>
+            </w:pPr>
+            <w:r>
+              <w:rPr>
+                <w:b w:val="0"/>
+                <w:i w:val="0"/>
+                <w:sz w:val="16"/>
+              </w:rPr>
+              <w:t>32 y 33</w:t>
+            </w:r>
+          </w:p>
+        </w:tc>
+        <w:tc>
+          <w:tcPr>
+            <w:tcW w:type="dxa" w:w="1587"/>
+            <w:vAlign w:val="center"/>
+          </w:tcPr>
+          <w:p>
+            <w:pPr>
+              <w:keepNext/>
+              <w:spacing w:after="20" w:before="20"/>
+              <w:jc w:val="left"/>
+            </w:pPr>
+            <w:r>
+              <w:rPr>
+                <w:b w:val="0"/>
+                <w:i w:val="0"/>
+                <w:sz w:val="16"/>
+              </w:rPr>
+              <w:t>Archivo y depósito</w:t>
+            </w:r>
+          </w:p>
+        </w:tc>
+        <w:tc>
+          <w:tcPr>
+            <w:tcW w:type="dxa" w:w="1701"/>
+            <w:vAlign w:val="center"/>
+          </w:tcPr>
+          <w:p>
+            <w:pPr>
+              <w:keepNext/>
+              <w:spacing w:after="20" w:before="20"/>
+              <w:jc w:val="left"/>
+            </w:pPr>
+            <w:r>
+              <w:rPr>
+                <w:b w:val="0"/>
+                <w:i w:val="0"/>
+                <w:sz w:val="16"/>
+              </w:rPr>
+              <w:t>No aplica</w:t>
+            </w:r>
+          </w:p>
+        </w:tc>
+        <w:tc>
+          <w:tcPr>
+            <w:tcW w:type="dxa" w:w="4025"/>
+            <w:vAlign w:val="center"/>
+          </w:tcPr>
+          <w:p>
+            <w:pPr>
+              <w:keepNext/>
+              <w:spacing w:after="20" w:before="20"/>
+              <w:jc w:val="left"/>
+            </w:pPr>
+            <w:r>
+              <w:rPr>
+                <w:b w:val="0"/>
+                <w:i w:val="0"/>
+                <w:sz w:val="16"/>
+              </w:rPr>
+              <w:t>Archivo 6.00 m²; depósito de materiales de oficina 4.00 m² (cuadro 29)</w:t>
+            </w:r>
+          </w:p>
+        </w:tc>
+        <w:tc>
+          <w:tcPr>
+            <w:tcW w:type="dxa" w:w="1644"/>
+            <w:vAlign w:val="center"/>
+          </w:tcPr>
+          <w:p>
+            <w:pPr>
+              <w:keepNext/>
+              <w:spacing w:after="20" w:before="20"/>
+              <w:jc w:val="left"/>
+            </w:pPr>
+            <w:r>
+              <w:rPr>
+                <w:b w:val="0"/>
+                <w:i w:val="0"/>
+                <w:sz w:val="16"/>
+              </w:rPr>
+              <w:t>Cumplen</w:t>
+            </w:r>
+          </w:p>
+        </w:tc>
+      </w:tr>
+      <w:tr>
+        <w:tc>
+          <w:tcPr>
+            <w:tcW w:type="dxa" w:w="680"/>
+            <w:vAlign w:val="center"/>
+          </w:tcPr>
+          <w:p>
+            <w:pPr>
+              <w:keepNext/>
+              <w:spacing w:after="20" w:before="20"/>
+              <w:jc w:val="center"/>
+            </w:pPr>
+            <w:r>
+              <w:rPr>
+                <w:b w:val="0"/>
+                <w:i w:val="0"/>
+                <w:sz w:val="16"/>
+              </w:rPr>
+              <w:t>30</w:t>
+            </w:r>
+          </w:p>
+        </w:tc>
+        <w:tc>
+          <w:tcPr>
+            <w:tcW w:type="dxa" w:w="1587"/>
+            <w:vAlign w:val="center"/>
+          </w:tcPr>
+          <w:p>
+            <w:pPr>
+              <w:keepNext/>
+              <w:spacing w:after="20" w:before="20"/>
+              <w:jc w:val="left"/>
+            </w:pPr>
+            <w:r>
+              <w:rPr>
+                <w:b w:val="0"/>
+                <w:i w:val="0"/>
+                <w:sz w:val="16"/>
+              </w:rPr>
+              <w:t>Cuarto de cámaras</w:t>
+            </w:r>
+          </w:p>
+        </w:tc>
+        <w:tc>
+          <w:tcPr>
+            <w:tcW w:type="dxa" w:w="1701"/>
+            <w:vAlign w:val="center"/>
+          </w:tcPr>
+          <w:p>
+            <w:pPr>
+              <w:keepNext/>
+              <w:spacing w:after="20" w:before="20"/>
+              <w:jc w:val="left"/>
+            </w:pPr>
+            <w:r>
+              <w:rPr>
+                <w:b w:val="0"/>
+                <w:i w:val="0"/>
+                <w:sz w:val="16"/>
+              </w:rPr>
+              <w:t>3.00 m²/persona</w:t>
+            </w:r>
+          </w:p>
+        </w:tc>
+        <w:tc>
+          <w:tcPr>
+            <w:tcW w:type="dxa" w:w="4025"/>
+            <w:vAlign w:val="center"/>
+          </w:tcPr>
+          <w:p>
+            <w:pPr>
+              <w:keepNext/>
+              <w:spacing w:after="20" w:before="20"/>
+              <w:jc w:val="left"/>
+            </w:pPr>
+            <w:r>
+              <w:rPr>
+                <w:b w:val="0"/>
+                <w:i w:val="0"/>
+                <w:sz w:val="16"/>
+              </w:rPr>
+              <w:t>No tiene índice; el circuito cerrado es parte de la vigilancia (12.3.3 c)</w:t>
+            </w:r>
+          </w:p>
+        </w:tc>
+        <w:tc>
+          <w:tcPr>
+            <w:tcW w:type="dxa" w:w="1644"/>
+            <w:vAlign w:val="center"/>
+          </w:tcPr>
+          <w:p>
+            <w:pPr>
+              <w:keepNext/>
+              <w:spacing w:after="20" w:before="20"/>
+              <w:jc w:val="left"/>
+            </w:pPr>
+            <w:r>
+              <w:rPr>
+                <w:b w:val="0"/>
+                <w:i w:val="0"/>
+                <w:sz w:val="16"/>
+              </w:rPr>
+              <w:t>Se sustenta con el índice de la caseta</w:t>
+            </w:r>
+          </w:p>
+        </w:tc>
+      </w:tr>
+      <w:tr>
+        <w:tc>
+          <w:tcPr>
+            <w:tcW w:type="dxa" w:w="680"/>
+            <w:vAlign w:val="center"/>
+          </w:tcPr>
+          <w:p>
+            <w:pPr>
+              <w:keepNext/>
+              <w:spacing w:after="20" w:before="20"/>
+              <w:jc w:val="center"/>
+            </w:pPr>
+            <w:r>
+              <w:rPr>
+                <w:b w:val="0"/>
+                <w:i w:val="0"/>
+                <w:sz w:val="16"/>
+              </w:rPr>
+              <w:t>59 a 61</w:t>
+            </w:r>
+          </w:p>
+        </w:tc>
+        <w:tc>
+          <w:tcPr>
+            <w:tcW w:type="dxa" w:w="1587"/>
+            <w:vAlign w:val="center"/>
+          </w:tcPr>
+          <w:p>
+            <w:pPr>
+              <w:keepNext/>
+              <w:spacing w:after="20" w:before="20"/>
+              <w:jc w:val="left"/>
+            </w:pPr>
+            <w:r>
+              <w:rPr>
+                <w:b w:val="0"/>
+                <w:i w:val="0"/>
+                <w:sz w:val="16"/>
+              </w:rPr>
+              <w:t>Cocina, despensa y alacena</w:t>
+            </w:r>
+          </w:p>
+        </w:tc>
+        <w:tc>
+          <w:tcPr>
+            <w:tcW w:type="dxa" w:w="1701"/>
+            <w:vAlign w:val="center"/>
+          </w:tcPr>
+          <w:p>
+            <w:pPr>
+              <w:keepNext/>
+              <w:spacing w:after="20" w:before="20"/>
+              <w:jc w:val="left"/>
+            </w:pPr>
+            <w:r>
+              <w:rPr>
+                <w:b w:val="0"/>
+                <w:i w:val="0"/>
+                <w:sz w:val="16"/>
+              </w:rPr>
+              <w:t>6.00 m²/persona</w:t>
+            </w:r>
+          </w:p>
+        </w:tc>
+        <w:tc>
+          <w:tcPr>
+            <w:tcW w:type="dxa" w:w="4025"/>
+            <w:vAlign w:val="center"/>
+          </w:tcPr>
+          <w:p>
+            <w:pPr>
+              <w:keepNext/>
+              <w:spacing w:after="20" w:before="20"/>
+              <w:jc w:val="left"/>
+            </w:pPr>
+            <w:r>
+              <w:rPr>
+                <w:b w:val="0"/>
+                <w:i w:val="0"/>
+                <w:sz w:val="16"/>
+              </w:rPr>
+              <w:t>No da índice: la cocina escolar "responde a la normativa vigente" (anexo 4) y el comedor "según marco normativo vigente" (cuadro 40)</w:t>
+            </w:r>
+          </w:p>
+        </w:tc>
+        <w:tc>
+          <w:tcPr>
+            <w:tcW w:type="dxa" w:w="1644"/>
+            <w:vAlign w:val="center"/>
+          </w:tcPr>
+          <w:p>
+            <w:pPr>
+              <w:keepNext/>
+              <w:spacing w:after="20" w:before="20"/>
+              <w:jc w:val="left"/>
+            </w:pPr>
+            <w:r>
+              <w:rPr>
+                <w:b w:val="0"/>
+                <w:i w:val="0"/>
+                <w:sz w:val="16"/>
+              </w:rPr>
+              <w:t>Cambiar la cita a los lineamientos 3.2</w:t>
+            </w:r>
+          </w:p>
+        </w:tc>
+      </w:tr>
+      <w:tr>
+        <w:tc>
+          <w:tcPr>
+            <w:tcW w:type="dxa" w:w="680"/>
+            <w:vAlign w:val="center"/>
+          </w:tcPr>
+          <w:p>
+            <w:pPr>
+              <w:keepNext/>
+              <w:spacing w:after="20" w:before="20"/>
+              <w:jc w:val="center"/>
+            </w:pPr>
+            <w:r>
+              <w:rPr>
+                <w:b w:val="0"/>
+                <w:i w:val="0"/>
+                <w:sz w:val="16"/>
+              </w:rPr>
+              <w:t>62</w:t>
+            </w:r>
+          </w:p>
+        </w:tc>
+        <w:tc>
+          <w:tcPr>
+            <w:tcW w:type="dxa" w:w="1587"/>
+            <w:vAlign w:val="center"/>
+          </w:tcPr>
+          <w:p>
+            <w:pPr>
+              <w:keepNext/>
+              <w:spacing w:after="20" w:before="20"/>
+              <w:jc w:val="left"/>
+            </w:pPr>
+            <w:r>
+              <w:rPr>
+                <w:b w:val="0"/>
+                <w:i w:val="0"/>
+                <w:sz w:val="16"/>
+              </w:rPr>
+              <w:t>Comedor/SUM</w:t>
+            </w:r>
+          </w:p>
+        </w:tc>
+        <w:tc>
+          <w:tcPr>
+            <w:tcW w:type="dxa" w:w="1701"/>
+            <w:vAlign w:val="center"/>
+          </w:tcPr>
+          <w:p>
+            <w:pPr>
+              <w:keepNext/>
+              <w:spacing w:after="20" w:before="20"/>
+              <w:jc w:val="left"/>
+            </w:pPr>
+            <w:r>
+              <w:rPr>
+                <w:b w:val="0"/>
+                <w:i w:val="0"/>
+                <w:sz w:val="16"/>
+              </w:rPr>
+              <w:t>3.00 m²/persona</w:t>
+            </w:r>
+          </w:p>
+        </w:tc>
+        <w:tc>
+          <w:tcPr>
+            <w:tcW w:type="dxa" w:w="4025"/>
+            <w:vAlign w:val="center"/>
+          </w:tcPr>
+          <w:p>
+            <w:pPr>
+              <w:keepNext/>
+              <w:spacing w:after="20" w:before="20"/>
+              <w:jc w:val="left"/>
+            </w:pPr>
+            <w:r>
+              <w:rPr>
+                <w:b w:val="0"/>
+                <w:i w:val="0"/>
+                <w:sz w:val="16"/>
+              </w:rPr>
+              <w:t>SUM: I.O. 1.00 m², máximo 300 m² (cuadro 22); admite alimentación (11.4.1 e)</w:t>
+            </w:r>
+          </w:p>
+        </w:tc>
+        <w:tc>
+          <w:tcPr>
+            <w:tcW w:type="dxa" w:w="1644"/>
+            <w:vAlign w:val="center"/>
+          </w:tcPr>
+          <w:p>
+            <w:pPr>
+              <w:keepNext/>
+              <w:spacing w:after="20" w:before="20"/>
+              <w:jc w:val="left"/>
+            </w:pPr>
+            <w:r>
+              <w:rPr>
+                <w:b w:val="0"/>
+                <w:i w:val="0"/>
+                <w:sz w:val="16"/>
+              </w:rPr>
+              <w:t>Cambiar el índice a 1.00 m²</w:t>
+            </w:r>
+          </w:p>
+        </w:tc>
+      </w:tr>
+      <w:tr>
+        <w:tc>
+          <w:tcPr>
+            <w:tcW w:type="dxa" w:w="680"/>
+            <w:vAlign w:val="center"/>
+          </w:tcPr>
+          <w:p>
+            <w:pPr>
+              <w:keepNext/>
+              <w:spacing w:after="20" w:before="20"/>
+              <w:jc w:val="center"/>
+            </w:pPr>
+            <w:r>
+              <w:rPr>
+                <w:b w:val="0"/>
+                <w:i w:val="0"/>
+                <w:sz w:val="16"/>
+              </w:rPr>
+              <w:t>74</w:t>
+            </w:r>
+          </w:p>
+        </w:tc>
+        <w:tc>
+          <w:tcPr>
+            <w:tcW w:type="dxa" w:w="1587"/>
+            <w:vAlign w:val="center"/>
+          </w:tcPr>
+          <w:p>
+            <w:pPr>
+              <w:keepNext/>
+              <w:spacing w:after="20" w:before="20"/>
+              <w:jc w:val="left"/>
+            </w:pPr>
+            <w:r>
+              <w:rPr>
+                <w:b w:val="0"/>
+                <w:i w:val="0"/>
+                <w:sz w:val="16"/>
+              </w:rPr>
+              <w:t>Maestranza</w:t>
+            </w:r>
+          </w:p>
+        </w:tc>
+        <w:tc>
+          <w:tcPr>
+            <w:tcW w:type="dxa" w:w="1701"/>
+            <w:vAlign w:val="center"/>
+          </w:tcPr>
+          <w:p>
+            <w:pPr>
+              <w:keepNext/>
+              <w:spacing w:after="20" w:before="20"/>
+              <w:jc w:val="left"/>
+            </w:pPr>
+            <w:r>
+              <w:rPr>
+                <w:b w:val="0"/>
+                <w:i w:val="0"/>
+                <w:sz w:val="16"/>
+              </w:rPr>
+              <w:t>3.00 m²/persona (15.00 m²)</w:t>
+            </w:r>
+          </w:p>
+        </w:tc>
+        <w:tc>
+          <w:tcPr>
+            <w:tcW w:type="dxa" w:w="4025"/>
+            <w:vAlign w:val="center"/>
+          </w:tcPr>
+          <w:p>
+            <w:pPr>
+              <w:keepNext/>
+              <w:spacing w:after="20" w:before="20"/>
+              <w:jc w:val="left"/>
+            </w:pPr>
+            <w:r>
+              <w:rPr>
+                <w:b w:val="0"/>
+                <w:i w:val="0"/>
+                <w:sz w:val="16"/>
+              </w:rPr>
+              <w:t>Maestranza de 40.00 m² en el programa general de un colegio (cuadro 40)</w:t>
+            </w:r>
+          </w:p>
+        </w:tc>
+        <w:tc>
+          <w:tcPr>
+            <w:tcW w:type="dxa" w:w="1644"/>
+            <w:vAlign w:val="center"/>
+          </w:tcPr>
+          <w:p>
+            <w:pPr>
+              <w:keepNext/>
+              <w:spacing w:after="20" w:before="20"/>
+              <w:jc w:val="left"/>
+            </w:pPr>
+            <w:r>
+              <w:rPr>
+                <w:b w:val="0"/>
+                <w:i w:val="0"/>
+                <w:sz w:val="16"/>
+              </w:rPr>
+              <w:t>Revisar (ver abajo)</w:t>
+            </w:r>
+          </w:p>
+        </w:tc>
+      </w:tr>
+      <w:tr>
+        <w:tc>
+          <w:tcPr>
+            <w:tcW w:type="dxa" w:w="680"/>
+            <w:vAlign w:val="center"/>
+          </w:tcPr>
+          <w:p>
+            <w:pPr>
+              <w:spacing w:after="20" w:before="20"/>
+              <w:jc w:val="center"/>
+            </w:pPr>
+            <w:r>
+              <w:rPr>
+                <w:b w:val="0"/>
+                <w:i w:val="0"/>
+                <w:sz w:val="16"/>
+              </w:rPr>
+              <w:t>73</w:t>
+            </w:r>
+          </w:p>
+        </w:tc>
+        <w:tc>
+          <w:tcPr>
+            <w:tcW w:type="dxa" w:w="1587"/>
+            <w:vAlign w:val="center"/>
+          </w:tcPr>
+          <w:p>
+            <w:pPr>
+              <w:spacing w:after="20" w:before="20"/>
+              <w:jc w:val="left"/>
+            </w:pPr>
+            <w:r>
+              <w:rPr>
+                <w:b w:val="0"/>
+                <w:i w:val="0"/>
+                <w:sz w:val="16"/>
+              </w:rPr>
+              <w:t>Almacén general y de limpieza</w:t>
+            </w:r>
+          </w:p>
+        </w:tc>
+        <w:tc>
+          <w:tcPr>
+            <w:tcW w:type="dxa" w:w="1701"/>
+            <w:vAlign w:val="center"/>
+          </w:tcPr>
+          <w:p>
+            <w:pPr>
+              <w:spacing w:after="20" w:before="20"/>
+              <w:jc w:val="left"/>
+            </w:pPr>
+            <w:r>
+              <w:rPr>
+                <w:b w:val="0"/>
+                <w:i w:val="0"/>
+                <w:sz w:val="16"/>
+              </w:rPr>
+              <w:t>8.80 m²/persona</w:t>
+            </w:r>
+          </w:p>
+        </w:tc>
+        <w:tc>
+          <w:tcPr>
+            <w:tcW w:type="dxa" w:w="4025"/>
+            <w:vAlign w:val="center"/>
+          </w:tcPr>
+          <w:p>
+            <w:pPr>
+              <w:spacing w:after="20" w:before="20"/>
+              <w:jc w:val="left"/>
+            </w:pPr>
+            <w:r>
+              <w:rPr>
+                <w:b w:val="0"/>
+                <w:i w:val="0"/>
+                <w:sz w:val="16"/>
+              </w:rPr>
+              <w:t>Almacén general 1.50 m² por sección, mínimo 10.00 m² (12.3.1)</w:t>
+            </w:r>
+          </w:p>
+        </w:tc>
+        <w:tc>
+          <w:tcPr>
+            <w:tcW w:type="dxa" w:w="1644"/>
+            <w:vAlign w:val="center"/>
+          </w:tcPr>
+          <w:p>
+            <w:pPr>
+              <w:spacing w:after="20" w:before="20"/>
+              <w:jc w:val="left"/>
+            </w:pPr>
+            <w:r>
+              <w:rPr>
+                <w:b w:val="0"/>
+                <w:i w:val="0"/>
+                <w:sz w:val="16"/>
+              </w:rPr>
+              <w:t>Cambiar la cita (ya en el sustento)</w:t>
+            </w:r>
+          </w:p>
+        </w:tc>
+      </w:tr>
+    </w:tbl>
+    <w:p>
+      <w:pPr>
+        <w:spacing w:before="0" w:after="160" w:line="276" w:lineRule="auto"/>
+        <w:jc w:val="both"/>
+      </w:pPr>
+      <w:r>
+        <w:rPr>
+          <w:b w:val="0"/>
+          <w:i/>
+          <w:color w:val="595959"/>
+          <w:sz w:val="18"/>
+        </w:rPr>
+        <w:t>Fuente: Elaboración propia.</w:t>
+      </w:r>
+    </w:p>
+    <w:p>
+      <w:pPr>
+        <w:spacing w:before="120" w:after="60" w:line="276" w:lineRule="auto"/>
+        <w:jc w:val="both"/>
+      </w:pPr>
+      <w:r>
+        <w:rPr>
+          <w:b/>
+          <w:i w:val="0"/>
+          <w:sz w:val="20"/>
+        </w:rPr>
+        <w:t>Puntos que conviene decidir a partir de la R.V.M. 208-2019:</w:t>
+      </w:r>
+    </w:p>
+    <w:p>
+      <w:pPr>
+        <w:spacing w:before="0" w:after="60" w:line="276" w:lineRule="auto"/>
+        <w:ind w:left="510" w:hanging="255"/>
+        <w:jc w:val="both"/>
+      </w:pPr>
+      <w:r>
+        <w:rPr>
+          <w:b/>
+          <w:i w:val="0"/>
+        </w:rPr>
+        <w:t xml:space="preserve">•  Maestranza (fila 74): </w:t>
+      </w:r>
+      <w:r>
+        <w:rPr>
+          <w:b w:val="0"/>
+          <w:i w:val="0"/>
+        </w:rPr>
+        <w:t>el programa general del cuadro 40 le da 40.00 m² en un local educativo; en el hogar tiene 15.00 m². El sustento la presenta como taller de mantenimiento según el equipo del hogar (num. 12.3.2), sin índice. Si se prefiere seguir el cuadro 40, ampliarla.</w:t>
+      </w:r>
+    </w:p>
+    <w:p>
+      <w:pPr>
+        <w:spacing w:before="0" w:after="60" w:line="276" w:lineRule="auto"/>
+        <w:ind w:left="510" w:hanging="255"/>
+        <w:jc w:val="both"/>
+      </w:pPr>
+      <w:r>
+        <w:rPr>
+          <w:b/>
+          <w:i w:val="0"/>
+        </w:rPr>
+        <w:t xml:space="preserve">•  Talleres de repostería y costura (filas 36 y 37): </w:t>
+      </w:r>
+      <w:r>
+        <w:rPr>
+          <w:b w:val="0"/>
+          <w:i w:val="0"/>
+        </w:rPr>
+        <w:t>si se consideran talleres de Educación para el Trabajo (productivos), la norma usa 3.50 m² (cuadro 21): 20 x 3.50 = 70.00 m² frente a 60.00 m². Con el índice del taller de arte (3.00 m²), que es el de la programación, cumplen.</w:t>
+      </w:r>
+    </w:p>
+    <w:p>
+      <w:pPr>
+        <w:spacing w:before="0" w:after="60" w:line="276" w:lineRule="auto"/>
+        <w:ind w:left="510" w:hanging="255"/>
+        <w:jc w:val="both"/>
+      </w:pPr>
+      <w:r>
+        <w:rPr>
+          <w:b/>
+          <w:i w:val="0"/>
+        </w:rPr>
+        <w:t xml:space="preserve">•  Almacén de ropa de cama y limpieza (fila 73): </w:t>
+      </w:r>
+      <w:r>
+        <w:rPr>
+          <w:b w:val="0"/>
+          <w:i w:val="0"/>
+        </w:rPr>
+        <w:t>en una residencia la norma pide 1.00 m² por dormitorio, mínimo 5.00 m² (num. 12.2.1 k): con 23 habitaciones serían 23.00 m² (tiene 17.60 m²). El almacén de donaciones (25.00 m²) puede completar ese guardado si así se organiza.</w:t>
+      </w:r>
+    </w:p>
+    <w:p>
+      <w:pPr>
+        <w:spacing w:before="0" w:after="60" w:line="276" w:lineRule="auto"/>
+        <w:ind w:left="510" w:hanging="255"/>
+        <w:jc w:val="both"/>
+      </w:pPr>
+      <w:r>
+        <w:rPr>
+          <w:b/>
+          <w:i w:val="0"/>
+        </w:rPr>
+        <w:t xml:space="preserve">•  Lavandería (fila 63): </w:t>
+      </w:r>
+      <w:r>
+        <w:rPr>
+          <w:b w:val="0"/>
+          <w:i w:val="0"/>
+        </w:rPr>
+        <w:t>en residencias cada lavandería atiende hasta 4 dormitorios (num. 12.2.1 i); el hogar tiene una lavandería general de 36.00 m², válida para 24 usuarias o menos si cuenta con lavadoras. Confirmar el equipamiento.</w:t>
       </w:r>
     </w:p>
     <w:p>
